--- a/WebContent/docx/HRR45_HRDscore基因报告.docx
+++ b/WebContent/docx/HRR45_HRDscore基因报告.docx
@@ -313,8 +313,8 @@
           </mc:Fallback>
         </mc:AlternateContent>
       </w:r>
-      <w:bookmarkStart w:id="0" w:name="_Toc26189"/>
-      <w:bookmarkStart w:id="1" w:name="_Toc12869"/>
+      <w:bookmarkStart w:id="0" w:name="_Toc12869"/>
+      <w:bookmarkStart w:id="1" w:name="_Toc26189"/>
     </w:p>
     <w:bookmarkEnd w:id="0"/>
     <w:bookmarkEnd w:id="1"/>
@@ -4068,14 +4068,14 @@
         </w:rPr>
       </w:pPr>
       <w:bookmarkStart w:id="2" w:name="_Toc107825547"/>
-      <w:bookmarkStart w:id="3" w:name="_Toc14123"/>
-      <w:bookmarkStart w:id="4" w:name="_Toc30143_WPSOffice_Level1"/>
-      <w:bookmarkStart w:id="5" w:name="_Toc13806"/>
-      <w:bookmarkStart w:id="6" w:name="_Toc21009_WPSOffice_Level1"/>
-      <w:bookmarkStart w:id="7" w:name="_Toc21213"/>
-      <w:bookmarkStart w:id="8" w:name="_Toc3619"/>
-      <w:bookmarkStart w:id="9" w:name="_Toc24178_WPSOffice_Level1"/>
-      <w:bookmarkStart w:id="10" w:name="_Toc21669"/>
+      <w:bookmarkStart w:id="3" w:name="_Toc21669"/>
+      <w:bookmarkStart w:id="4" w:name="_Toc21213"/>
+      <w:bookmarkStart w:id="5" w:name="_Toc3619"/>
+      <w:bookmarkStart w:id="6" w:name="_Toc14123"/>
+      <w:bookmarkStart w:id="7" w:name="_Toc13806"/>
+      <w:bookmarkStart w:id="8" w:name="_Toc21009_WPSOffice_Level1"/>
+      <w:bookmarkStart w:id="9" w:name="_Toc30143_WPSOffice_Level1"/>
+      <w:bookmarkStart w:id="10" w:name="_Toc24178_WPSOffice_Level1"/>
       <w:r>
         <w:rPr>
           <w:color w:val="62B541"/>
@@ -4948,14 +4948,14 @@
           </w14:shadow>
         </w:rPr>
       </w:pPr>
-      <w:bookmarkStart w:id="11" w:name="_Toc24979"/>
-      <w:bookmarkStart w:id="12" w:name="_Toc26731"/>
-      <w:bookmarkStart w:id="13" w:name="_Toc7021_WPSOffice_Level1"/>
-      <w:bookmarkStart w:id="14" w:name="_Toc17451"/>
-      <w:bookmarkStart w:id="15" w:name="_Toc29272"/>
-      <w:bookmarkStart w:id="16" w:name="_Toc18062_WPSOffice_Level1"/>
-      <w:bookmarkStart w:id="17" w:name="_Toc107825548"/>
-      <w:bookmarkStart w:id="18" w:name="_Toc11015_WPSOffice_Level1"/>
+      <w:bookmarkStart w:id="11" w:name="_Toc7021_WPSOffice_Level1"/>
+      <w:bookmarkStart w:id="12" w:name="_Toc24979"/>
+      <w:bookmarkStart w:id="13" w:name="_Toc29272"/>
+      <w:bookmarkStart w:id="14" w:name="_Toc18062_WPSOffice_Level1"/>
+      <w:bookmarkStart w:id="15" w:name="_Toc107825548"/>
+      <w:bookmarkStart w:id="16" w:name="_Toc26731"/>
+      <w:bookmarkStart w:id="17" w:name="_Toc11015_WPSOffice_Level1"/>
+      <w:bookmarkStart w:id="18" w:name="_Toc17451"/>
       <w:bookmarkStart w:id="19" w:name="_Toc3823"/>
       <w:r>
         <w:rPr>
@@ -5219,8 +5219,6 @@
           <w:lang w:eastAsia="zh-CN"/>
         </w:rPr>
       </w:pPr>
-      <w:bookmarkStart w:id="160" w:name="_GoBack"/>
-      <w:bookmarkEnd w:id="160"/>
     </w:p>
     <w:p>
       <w:pPr>
@@ -6697,12 +6695,12 @@
       <w:bookmarkStart w:id="28" w:name="_Toc149837255"/>
       <w:bookmarkStart w:id="29" w:name="_Toc28133"/>
       <w:bookmarkStart w:id="30" w:name="_Toc757"/>
-      <w:bookmarkStart w:id="31" w:name="_Toc19898_WPSOffice_Level1"/>
-      <w:bookmarkStart w:id="32" w:name="_Toc2781"/>
+      <w:bookmarkStart w:id="31" w:name="_Toc20136_WPSOffice_Level1"/>
+      <w:bookmarkStart w:id="32" w:name="_Toc19898_WPSOffice_Level1"/>
       <w:bookmarkStart w:id="33" w:name="_Toc2866"/>
-      <w:bookmarkStart w:id="34" w:name="_Toc20136_WPSOffice_Level1"/>
-      <w:bookmarkStart w:id="35" w:name="_Toc24235"/>
-      <w:bookmarkStart w:id="36" w:name="_Toc107825550"/>
+      <w:bookmarkStart w:id="34" w:name="_Toc2781"/>
+      <w:bookmarkStart w:id="35" w:name="_Toc107825550"/>
+      <w:bookmarkStart w:id="36" w:name="_Toc24235"/>
       <w:bookmarkStart w:id="37" w:name="_Toc22132"/>
       <w:r>
         <w:rPr>
@@ -8510,9 +8508,9 @@
           <w:sz w:val="30"/>
         </w:rPr>
       </w:pPr>
-      <w:bookmarkStart w:id="39" w:name="_Toc107825551"/>
-      <w:bookmarkStart w:id="40" w:name="_Toc13492"/>
-      <w:bookmarkStart w:id="41" w:name="_Toc17240"/>
+      <w:bookmarkStart w:id="39" w:name="_Toc13492"/>
+      <w:bookmarkStart w:id="40" w:name="_Toc17240"/>
+      <w:bookmarkStart w:id="41" w:name="_Toc107825551"/>
       <w:r>
         <w:rPr>
           <w:rFonts w:hint="eastAsia"/>
@@ -9126,8 +9124,8 @@
           <w:lang w:eastAsia="zh-CN"/>
         </w:rPr>
       </w:pPr>
-      <w:bookmarkStart w:id="42" w:name="_Toc149837258"/>
-      <w:bookmarkStart w:id="43" w:name="_Toc5458"/>
+      <w:bookmarkStart w:id="42" w:name="_Toc5458"/>
+      <w:bookmarkStart w:id="43" w:name="_Toc149837258"/>
       <w:bookmarkStart w:id="44" w:name="_Toc11306"/>
       <w:r>
         <w:rPr>
@@ -14003,8 +14001,8 @@
         </w:numPr>
         <w:jc w:val="left"/>
       </w:pPr>
-      <w:bookmarkStart w:id="45" w:name="_Toc149837259"/>
-      <w:bookmarkStart w:id="46" w:name="_Toc7959"/>
+      <w:bookmarkStart w:id="45" w:name="_Toc7959"/>
+      <w:bookmarkStart w:id="46" w:name="_Toc149837259"/>
       <w:bookmarkStart w:id="47" w:name="_Toc12455"/>
       <w:r>
         <w:rPr>
@@ -15894,6 +15892,12 @@
             <w:insideH w:val="single" w:color="A4A4A4" w:sz="4" w:space="0"/>
             <w:insideV w:val="single" w:color="A4A4A4" w:sz="4" w:space="0"/>
           </w:tblBorders>
+          <w:tblCellMar>
+            <w:top w:w="0" w:type="dxa"/>
+            <w:left w:w="0" w:type="dxa"/>
+            <w:bottom w:w="0" w:type="dxa"/>
+            <w:right w:w="0" w:type="dxa"/>
+          </w:tblCellMar>
         </w:tblPrEx>
         <w:trPr>
           <w:trHeight w:val="763" w:hRule="atLeast"/>
@@ -18392,14 +18396,14 @@
           <w:lang w:eastAsia="zh-CN"/>
         </w:rPr>
       </w:pPr>
-      <w:bookmarkStart w:id="51" w:name="_Toc25727"/>
-      <w:bookmarkStart w:id="52" w:name="_Toc23846_WPSOffice_Level1"/>
-      <w:bookmarkStart w:id="53" w:name="_Toc32443_WPSOffice_Level1"/>
-      <w:bookmarkStart w:id="54" w:name="_Toc29372"/>
-      <w:bookmarkStart w:id="55" w:name="_Toc4331_WPSOffice_Level1"/>
-      <w:bookmarkStart w:id="56" w:name="_Toc107825555"/>
-      <w:bookmarkStart w:id="57" w:name="_Toc180"/>
-      <w:bookmarkStart w:id="58" w:name="_Toc23903"/>
+      <w:bookmarkStart w:id="51" w:name="_Toc23846_WPSOffice_Level1"/>
+      <w:bookmarkStart w:id="52" w:name="_Toc29372"/>
+      <w:bookmarkStart w:id="53" w:name="_Toc4331_WPSOffice_Level1"/>
+      <w:bookmarkStart w:id="54" w:name="_Toc107825555"/>
+      <w:bookmarkStart w:id="55" w:name="_Toc25727"/>
+      <w:bookmarkStart w:id="56" w:name="_Toc32443_WPSOffice_Level1"/>
+      <w:bookmarkStart w:id="57" w:name="_Toc23903"/>
+      <w:bookmarkStart w:id="58" w:name="_Toc180"/>
       <w:r>
         <w:rPr>
           <w:rFonts w:hint="eastAsia" w:ascii="Times New Roman" w:hAnsi="Times New Roman" w:eastAsia="微软雅黑" w:cs="Times New Roman"/>
@@ -18461,10 +18465,10 @@
           <w:lang w:eastAsia="zh-CN"/>
         </w:rPr>
       </w:pPr>
-      <w:bookmarkStart w:id="59" w:name="_Toc10223"/>
-      <w:bookmarkStart w:id="60" w:name="_Toc20034"/>
-      <w:bookmarkStart w:id="61" w:name="_Toc21737"/>
-      <w:bookmarkStart w:id="62" w:name="_Toc106719764"/>
+      <w:bookmarkStart w:id="59" w:name="_Toc106719764"/>
+      <w:bookmarkStart w:id="60" w:name="_Toc10223"/>
+      <w:bookmarkStart w:id="61" w:name="_Toc20034"/>
+      <w:bookmarkStart w:id="62" w:name="_Toc21737"/>
       <w:r>
         <w:rPr>
           <w:rFonts w:hint="eastAsia"/>
@@ -18540,12 +18544,6 @@
             <w:insideH w:val="dotted" w:color="033F86" w:sz="4" w:space="0"/>
             <w:insideV w:val="dotted" w:color="033F86" w:sz="4" w:space="0"/>
           </w:tblBorders>
-          <w:tblCellMar>
-            <w:top w:w="0" w:type="dxa"/>
-            <w:left w:w="108" w:type="dxa"/>
-            <w:bottom w:w="0" w:type="dxa"/>
-            <w:right w:w="108" w:type="dxa"/>
-          </w:tblCellMar>
         </w:tblPrEx>
         <w:trPr>
           <w:jc w:val="center"/>
@@ -21594,11 +21592,11 @@
           <w:lang w:eastAsia="zh-CN"/>
         </w:rPr>
       </w:pPr>
-      <w:bookmarkStart w:id="64" w:name="_Toc10241"/>
-      <w:bookmarkStart w:id="65" w:name="_Toc107330125"/>
+      <w:bookmarkStart w:id="64" w:name="_Toc21881"/>
+      <w:bookmarkStart w:id="65" w:name="_Toc107825556"/>
       <w:bookmarkStart w:id="66" w:name="_Toc10233"/>
-      <w:bookmarkStart w:id="67" w:name="_Toc21881"/>
-      <w:bookmarkStart w:id="68" w:name="_Toc107825556"/>
+      <w:bookmarkStart w:id="67" w:name="_Toc10241"/>
+      <w:bookmarkStart w:id="68" w:name="_Toc107330125"/>
       <w:r>
         <w:rPr>
           <w:rFonts w:hint="eastAsia"/>
@@ -21855,8 +21853,8 @@
           <w:lang w:eastAsia="zh-CN"/>
         </w:rPr>
       </w:pPr>
-      <w:bookmarkStart w:id="69" w:name="_Toc17537"/>
-      <w:bookmarkStart w:id="70" w:name="_Toc289"/>
+      <w:bookmarkStart w:id="69" w:name="_Toc289"/>
+      <w:bookmarkStart w:id="70" w:name="_Toc17537"/>
       <w:r>
         <w:rPr>
           <w:rFonts w:hint="eastAsia" w:ascii="Times New Roman" w:hAnsi="Times New Roman" w:eastAsia="微软雅黑" w:cs="Times New Roman"/>
@@ -41085,13 +41083,13 @@
         </w:rPr>
         <w:br w:type="page"/>
       </w:r>
-      <w:bookmarkStart w:id="79" w:name="_Toc11294"/>
-      <w:bookmarkStart w:id="80" w:name="_Toc13698"/>
-      <w:bookmarkStart w:id="81" w:name="_Toc28240"/>
-      <w:bookmarkStart w:id="82" w:name="_Toc13196_WPSOffice_Level1"/>
-      <w:bookmarkStart w:id="83" w:name="_Toc27302"/>
-      <w:bookmarkStart w:id="84" w:name="_Toc107825561"/>
-      <w:bookmarkStart w:id="85" w:name="_Toc21764_WPSOffice_Level1"/>
+      <w:bookmarkStart w:id="79" w:name="_Toc13698"/>
+      <w:bookmarkStart w:id="80" w:name="_Toc27302"/>
+      <w:bookmarkStart w:id="81" w:name="_Toc11294"/>
+      <w:bookmarkStart w:id="82" w:name="_Toc28240"/>
+      <w:bookmarkStart w:id="83" w:name="_Toc13196_WPSOffice_Level1"/>
+      <w:bookmarkStart w:id="84" w:name="_Toc21764_WPSOffice_Level1"/>
+      <w:bookmarkStart w:id="85" w:name="_Toc107825561"/>
       <w:bookmarkStart w:id="86" w:name="_Toc1707_WPSOffice_Level1"/>
       <w:r>
         <w:rPr>
@@ -41165,18 +41163,18 @@
           <w:lang w:eastAsia="zh-CN"/>
         </w:rPr>
       </w:pPr>
-      <w:bookmarkStart w:id="88" w:name="_Toc14255_WPSOffice_Level1"/>
-      <w:bookmarkStart w:id="89" w:name="_Toc9066"/>
-      <w:bookmarkStart w:id="90" w:name="_Toc28778"/>
-      <w:bookmarkStart w:id="91" w:name="_Toc3674"/>
-      <w:bookmarkStart w:id="92" w:name="_Toc28605"/>
-      <w:bookmarkStart w:id="93" w:name="_Toc32150"/>
-      <w:bookmarkStart w:id="94" w:name="_Toc15840_WPSOffice_Level1"/>
-      <w:bookmarkStart w:id="95" w:name="_Toc24085_WPSOffice_Level1"/>
-      <w:bookmarkStart w:id="96" w:name="_Toc11193_WPSOffice_Level1"/>
-      <w:bookmarkStart w:id="97" w:name="_Toc23688"/>
-      <w:bookmarkStart w:id="98" w:name="_Toc28810_WPSOffice_Level1"/>
-      <w:bookmarkStart w:id="99" w:name="_Toc11896_WPSOffice_Level1"/>
+      <w:bookmarkStart w:id="88" w:name="_Toc32150"/>
+      <w:bookmarkStart w:id="89" w:name="_Toc15840_WPSOffice_Level1"/>
+      <w:bookmarkStart w:id="90" w:name="_Toc24085_WPSOffice_Level1"/>
+      <w:bookmarkStart w:id="91" w:name="_Toc14255_WPSOffice_Level1"/>
+      <w:bookmarkStart w:id="92" w:name="_Toc9066"/>
+      <w:bookmarkStart w:id="93" w:name="_Toc28778"/>
+      <w:bookmarkStart w:id="94" w:name="_Toc28605"/>
+      <w:bookmarkStart w:id="95" w:name="_Toc3674"/>
+      <w:bookmarkStart w:id="96" w:name="_Toc28810_WPSOffice_Level1"/>
+      <w:bookmarkStart w:id="97" w:name="_Toc11896_WPSOffice_Level1"/>
+      <w:bookmarkStart w:id="98" w:name="_Toc11193_WPSOffice_Level1"/>
+      <w:bookmarkStart w:id="99" w:name="_Toc23688"/>
       <w:r>
         <w:rPr>
           <w:rFonts w:hint="eastAsia"/>
@@ -43652,7 +43650,19 @@
           <w:szCs w:val="18"/>
           <w:lang w:eastAsia="zh-CN"/>
         </w:rPr>
-        <w:t>总体质量评估：总体质量评估：根据DNA平均测序深度进行评估，分为“合格”、“警戒“、”不合格”三个等级。总体质量评估为“警戒“或者“不合格”时，均会影响检测的准确性和敏感性。</w:t>
+        <w:t>总体质量评估：</w:t>
+      </w:r>
+      <w:bookmarkStart w:id="160" w:name="_GoBack"/>
+      <w:bookmarkEnd w:id="160"/>
+      <w:r>
+        <w:rPr>
+          <w:rFonts w:hint="eastAsia" w:ascii="Times New Roman" w:hAnsi="Times New Roman" w:eastAsia="微软雅黑" w:cs="Times New Roman"/>
+          <w:bCs/>
+          <w:sz w:val="18"/>
+          <w:szCs w:val="18"/>
+          <w:lang w:eastAsia="zh-CN"/>
+        </w:rPr>
+        <w:t>根据DNA平均测序深度进行评估，分为“合格”、“警戒“、”不合格”三个等级。总体质量评估为“警戒“或者“不合格”时，均会影响检测的准确性和敏感性。</w:t>
       </w:r>
     </w:p>
     <w:p>
@@ -43691,8 +43701,8 @@
       <w:bookmarkStart w:id="100" w:name="_Hlk33190413"/>
       <w:bookmarkStart w:id="101" w:name="_Toc32108"/>
       <w:bookmarkStart w:id="102" w:name="_Toc31843"/>
-      <w:bookmarkStart w:id="103" w:name="_Toc107330130"/>
-      <w:bookmarkStart w:id="104" w:name="_Toc4303"/>
+      <w:bookmarkStart w:id="103" w:name="_Toc4303"/>
+      <w:bookmarkStart w:id="104" w:name="_Toc107330130"/>
       <w:r>
         <w:rPr>
           <w:rFonts w:hint="eastAsia"/>
@@ -45626,13 +45636,13 @@
         </w:rPr>
       </w:pPr>
       <w:bookmarkStart w:id="114" w:name="_Toc32730"/>
-      <w:bookmarkStart w:id="115" w:name="_Toc11823"/>
-      <w:bookmarkStart w:id="116" w:name="_Toc25415_WPSOffice_Level1"/>
-      <w:bookmarkStart w:id="117" w:name="_Toc107825568"/>
-      <w:bookmarkStart w:id="118" w:name="_Toc13557_WPSOffice_Level1"/>
-      <w:bookmarkStart w:id="119" w:name="_Toc15690"/>
-      <w:bookmarkStart w:id="120" w:name="_Toc31655"/>
-      <w:bookmarkStart w:id="121" w:name="_Toc14645_WPSOffice_Level1"/>
+      <w:bookmarkStart w:id="115" w:name="_Toc25415_WPSOffice_Level1"/>
+      <w:bookmarkStart w:id="116" w:name="_Toc107825568"/>
+      <w:bookmarkStart w:id="117" w:name="_Toc13557_WPSOffice_Level1"/>
+      <w:bookmarkStart w:id="118" w:name="_Toc15690"/>
+      <w:bookmarkStart w:id="119" w:name="_Toc14645_WPSOffice_Level1"/>
+      <w:bookmarkStart w:id="120" w:name="_Toc11823"/>
+      <w:bookmarkStart w:id="121" w:name="_Toc31655"/>
       <w:bookmarkStart w:id="122" w:name="_Toc28454_WPSOffice_Level1"/>
       <w:bookmarkStart w:id="123" w:name="_Toc26985_WPSOffice_Level1"/>
       <w:bookmarkStart w:id="124" w:name="_Toc5476"/>
@@ -46341,10 +46351,10 @@
           <w:lang w:eastAsia="zh-CN"/>
         </w:rPr>
       </w:pPr>
-      <w:bookmarkStart w:id="128" w:name="_Toc3846"/>
-      <w:bookmarkStart w:id="129" w:name="_Toc331"/>
-      <w:bookmarkStart w:id="130" w:name="_Toc32060"/>
-      <w:bookmarkStart w:id="131" w:name="_Toc5400"/>
+      <w:bookmarkStart w:id="128" w:name="_Toc32060"/>
+      <w:bookmarkStart w:id="129" w:name="_Toc5400"/>
+      <w:bookmarkStart w:id="130" w:name="_Toc3846"/>
+      <w:bookmarkStart w:id="131" w:name="_Toc331"/>
       <w:r>
         <w:rPr>
           <w:rFonts w:ascii="Times New Roman" w:hAnsi="Times New Roman" w:eastAsia="微软雅黑" w:cs="Times New Roman"/>
@@ -46476,9 +46486,9 @@
         </w:rPr>
       </w:pPr>
       <w:bookmarkStart w:id="132" w:name="_Toc22196"/>
-      <w:bookmarkStart w:id="133" w:name="_Toc5423"/>
+      <w:bookmarkStart w:id="133" w:name="_Toc126"/>
       <w:bookmarkStart w:id="134" w:name="_Toc10299"/>
-      <w:bookmarkStart w:id="135" w:name="_Toc126"/>
+      <w:bookmarkStart w:id="135" w:name="_Toc5423"/>
       <w:r>
         <w:rPr>
           <w:rFonts w:ascii="Times New Roman" w:hAnsi="Times New Roman" w:eastAsia="微软雅黑" w:cs="Times New Roman"/>
@@ -46688,13 +46698,13 @@
           <w:lang w:eastAsia="zh-CN"/>
         </w:rPr>
       </w:pPr>
-      <w:bookmarkStart w:id="136" w:name="_Toc7549"/>
-      <w:bookmarkStart w:id="137" w:name="_Toc10119"/>
-      <w:bookmarkStart w:id="138" w:name="_Toc28910_WPSOffice_Level1"/>
-      <w:bookmarkStart w:id="139" w:name="_Toc19099"/>
-      <w:bookmarkStart w:id="140" w:name="_Toc16368_WPSOffice_Level1"/>
-      <w:bookmarkStart w:id="141" w:name="_Toc11722"/>
-      <w:bookmarkStart w:id="142" w:name="_Toc23010"/>
+      <w:bookmarkStart w:id="136" w:name="_Toc28910_WPSOffice_Level1"/>
+      <w:bookmarkStart w:id="137" w:name="_Toc7549"/>
+      <w:bookmarkStart w:id="138" w:name="_Toc10119"/>
+      <w:bookmarkStart w:id="139" w:name="_Toc16368_WPSOffice_Level1"/>
+      <w:bookmarkStart w:id="140" w:name="_Toc11722"/>
+      <w:bookmarkStart w:id="141" w:name="_Toc23010"/>
+      <w:bookmarkStart w:id="142" w:name="_Toc19099"/>
       <w:bookmarkStart w:id="143" w:name="_Toc107825569"/>
       <w:bookmarkStart w:id="144" w:name="_Toc22484_WPSOffice_Level1"/>
       <w:r>
@@ -47248,8 +47258,8 @@
       <w:bookmarkStart w:id="145" w:name="_Toc3409"/>
       <w:bookmarkStart w:id="146" w:name="_Toc15114"/>
       <w:bookmarkStart w:id="147" w:name="_Toc8012"/>
-      <w:bookmarkStart w:id="148" w:name="_Toc107825570"/>
-      <w:bookmarkStart w:id="149" w:name="_Toc27034"/>
+      <w:bookmarkStart w:id="148" w:name="_Toc27034"/>
+      <w:bookmarkStart w:id="149" w:name="_Toc107825570"/>
       <w:r>
         <w:rPr>
           <w:rFonts w:hint="eastAsia"/>
@@ -47476,10 +47486,10 @@
           <w:lang w:eastAsia="zh-CN"/>
         </w:rPr>
       </w:pPr>
-      <w:bookmarkStart w:id="150" w:name="_Toc21361"/>
-      <w:bookmarkStart w:id="151" w:name="_Toc9662"/>
-      <w:bookmarkStart w:id="152" w:name="_Toc107825571"/>
-      <w:bookmarkStart w:id="153" w:name="_Toc24033"/>
+      <w:bookmarkStart w:id="150" w:name="_Toc9662"/>
+      <w:bookmarkStart w:id="151" w:name="_Toc24033"/>
+      <w:bookmarkStart w:id="152" w:name="_Toc21361"/>
+      <w:bookmarkStart w:id="153" w:name="_Toc107825571"/>
       <w:bookmarkStart w:id="154" w:name="_Toc22162_WPSOffice_Level1"/>
       <w:bookmarkStart w:id="155" w:name="_Toc22623"/>
       <w:bookmarkStart w:id="156" w:name="_Toc13275"/>
@@ -51130,16 +51140,11 @@
   <customSectProps>
     <customSectPr/>
     <customSectPr/>
-    <customSectPr/>
   </customSectProps>
   <customShpExts>
     <customShpInfo spid="_x0000_s1026" textRotate="1"/>
   </customShpExts>
 </s:customData>
-</file>
-
-<file path=customXml/item2.xml><?xml version="1.0" encoding="utf-8"?>
-<b:Sources xmlns:b="http://schemas.openxmlformats.org/officeDocument/2006/bibliography" xmlns="http://schemas.openxmlformats.org/officeDocument/2006/bibliography" SelectedStyle="\APA.XSL" StyleName="APA"/>
 </file>
 
 <file path=customXml/itemProps1.xml><?xml version="1.0" encoding="utf-8"?>
@@ -51148,10 +51153,4 @@
     <ds:schemaRef ds:uri="http://www.wps.cn/officeDocument/2013/wpsCustomData"/>
   </ds:schemaRefs>
 </ds:datastoreItem>
-</file>
-
-<file path=customXml/itemProps2.xml><?xml version="1.0" encoding="utf-8"?>
-<ds:datastoreItem xmlns:ds="http://schemas.openxmlformats.org/officeDocument/2006/customXml" ds:itemID="{DCEFD990-A856-49BF-A469-2C599908F5FB}">
-  <ds:schemaRefs/>
-</ds:datastoreItem>
 </file>
--- a/WebContent/docx/HRR45_HRDscore基因报告.docx
+++ b/WebContent/docx/HRR45_HRDscore基因报告.docx
@@ -313,8 +313,8 @@
           </mc:Fallback>
         </mc:AlternateContent>
       </w:r>
-      <w:bookmarkStart w:id="0" w:name="_Toc12869"/>
-      <w:bookmarkStart w:id="1" w:name="_Toc26189"/>
+      <w:bookmarkStart w:id="0" w:name="_Toc26189"/>
+      <w:bookmarkStart w:id="1" w:name="_Toc12869"/>
     </w:p>
     <w:bookmarkEnd w:id="0"/>
     <w:bookmarkEnd w:id="1"/>
@@ -4068,14 +4068,14 @@
         </w:rPr>
       </w:pPr>
       <w:bookmarkStart w:id="2" w:name="_Toc107825547"/>
-      <w:bookmarkStart w:id="3" w:name="_Toc21669"/>
-      <w:bookmarkStart w:id="4" w:name="_Toc21213"/>
-      <w:bookmarkStart w:id="5" w:name="_Toc3619"/>
-      <w:bookmarkStart w:id="6" w:name="_Toc14123"/>
-      <w:bookmarkStart w:id="7" w:name="_Toc13806"/>
-      <w:bookmarkStart w:id="8" w:name="_Toc21009_WPSOffice_Level1"/>
-      <w:bookmarkStart w:id="9" w:name="_Toc30143_WPSOffice_Level1"/>
-      <w:bookmarkStart w:id="10" w:name="_Toc24178_WPSOffice_Level1"/>
+      <w:bookmarkStart w:id="3" w:name="_Toc14123"/>
+      <w:bookmarkStart w:id="4" w:name="_Toc30143_WPSOffice_Level1"/>
+      <w:bookmarkStart w:id="5" w:name="_Toc13806"/>
+      <w:bookmarkStart w:id="6" w:name="_Toc21009_WPSOffice_Level1"/>
+      <w:bookmarkStart w:id="7" w:name="_Toc21213"/>
+      <w:bookmarkStart w:id="8" w:name="_Toc3619"/>
+      <w:bookmarkStart w:id="9" w:name="_Toc24178_WPSOffice_Level1"/>
+      <w:bookmarkStart w:id="10" w:name="_Toc21669"/>
       <w:r>
         <w:rPr>
           <w:color w:val="62B541"/>
@@ -4948,14 +4948,14 @@
           </w14:shadow>
         </w:rPr>
       </w:pPr>
-      <w:bookmarkStart w:id="11" w:name="_Toc7021_WPSOffice_Level1"/>
-      <w:bookmarkStart w:id="12" w:name="_Toc24979"/>
-      <w:bookmarkStart w:id="13" w:name="_Toc29272"/>
-      <w:bookmarkStart w:id="14" w:name="_Toc18062_WPSOffice_Level1"/>
-      <w:bookmarkStart w:id="15" w:name="_Toc107825548"/>
-      <w:bookmarkStart w:id="16" w:name="_Toc26731"/>
-      <w:bookmarkStart w:id="17" w:name="_Toc11015_WPSOffice_Level1"/>
-      <w:bookmarkStart w:id="18" w:name="_Toc17451"/>
+      <w:bookmarkStart w:id="11" w:name="_Toc24979"/>
+      <w:bookmarkStart w:id="12" w:name="_Toc26731"/>
+      <w:bookmarkStart w:id="13" w:name="_Toc7021_WPSOffice_Level1"/>
+      <w:bookmarkStart w:id="14" w:name="_Toc17451"/>
+      <w:bookmarkStart w:id="15" w:name="_Toc29272"/>
+      <w:bookmarkStart w:id="16" w:name="_Toc18062_WPSOffice_Level1"/>
+      <w:bookmarkStart w:id="17" w:name="_Toc107825548"/>
+      <w:bookmarkStart w:id="18" w:name="_Toc11015_WPSOffice_Level1"/>
       <w:bookmarkStart w:id="19" w:name="_Toc3823"/>
       <w:r>
         <w:rPr>
@@ -5219,6 +5219,8 @@
           <w:lang w:eastAsia="zh-CN"/>
         </w:rPr>
       </w:pPr>
+      <w:bookmarkStart w:id="160" w:name="_GoBack"/>
+      <w:bookmarkEnd w:id="160"/>
     </w:p>
     <w:p>
       <w:pPr>
@@ -6695,12 +6697,12 @@
       <w:bookmarkStart w:id="28" w:name="_Toc149837255"/>
       <w:bookmarkStart w:id="29" w:name="_Toc28133"/>
       <w:bookmarkStart w:id="30" w:name="_Toc757"/>
-      <w:bookmarkStart w:id="31" w:name="_Toc20136_WPSOffice_Level1"/>
-      <w:bookmarkStart w:id="32" w:name="_Toc19898_WPSOffice_Level1"/>
+      <w:bookmarkStart w:id="31" w:name="_Toc19898_WPSOffice_Level1"/>
+      <w:bookmarkStart w:id="32" w:name="_Toc2781"/>
       <w:bookmarkStart w:id="33" w:name="_Toc2866"/>
-      <w:bookmarkStart w:id="34" w:name="_Toc2781"/>
-      <w:bookmarkStart w:id="35" w:name="_Toc107825550"/>
-      <w:bookmarkStart w:id="36" w:name="_Toc24235"/>
+      <w:bookmarkStart w:id="34" w:name="_Toc20136_WPSOffice_Level1"/>
+      <w:bookmarkStart w:id="35" w:name="_Toc24235"/>
+      <w:bookmarkStart w:id="36" w:name="_Toc107825550"/>
       <w:bookmarkStart w:id="37" w:name="_Toc22132"/>
       <w:r>
         <w:rPr>
@@ -8508,9 +8510,9 @@
           <w:sz w:val="30"/>
         </w:rPr>
       </w:pPr>
-      <w:bookmarkStart w:id="39" w:name="_Toc13492"/>
-      <w:bookmarkStart w:id="40" w:name="_Toc17240"/>
-      <w:bookmarkStart w:id="41" w:name="_Toc107825551"/>
+      <w:bookmarkStart w:id="39" w:name="_Toc107825551"/>
+      <w:bookmarkStart w:id="40" w:name="_Toc13492"/>
+      <w:bookmarkStart w:id="41" w:name="_Toc17240"/>
       <w:r>
         <w:rPr>
           <w:rFonts w:hint="eastAsia"/>
@@ -9124,8 +9126,8 @@
           <w:lang w:eastAsia="zh-CN"/>
         </w:rPr>
       </w:pPr>
-      <w:bookmarkStart w:id="42" w:name="_Toc5458"/>
-      <w:bookmarkStart w:id="43" w:name="_Toc149837258"/>
+      <w:bookmarkStart w:id="42" w:name="_Toc149837258"/>
+      <w:bookmarkStart w:id="43" w:name="_Toc5458"/>
       <w:bookmarkStart w:id="44" w:name="_Toc11306"/>
       <w:r>
         <w:rPr>
@@ -14001,8 +14003,8 @@
         </w:numPr>
         <w:jc w:val="left"/>
       </w:pPr>
-      <w:bookmarkStart w:id="45" w:name="_Toc7959"/>
-      <w:bookmarkStart w:id="46" w:name="_Toc149837259"/>
+      <w:bookmarkStart w:id="45" w:name="_Toc149837259"/>
+      <w:bookmarkStart w:id="46" w:name="_Toc7959"/>
       <w:bookmarkStart w:id="47" w:name="_Toc12455"/>
       <w:r>
         <w:rPr>
@@ -15892,12 +15894,6 @@
             <w:insideH w:val="single" w:color="A4A4A4" w:sz="4" w:space="0"/>
             <w:insideV w:val="single" w:color="A4A4A4" w:sz="4" w:space="0"/>
           </w:tblBorders>
-          <w:tblCellMar>
-            <w:top w:w="0" w:type="dxa"/>
-            <w:left w:w="0" w:type="dxa"/>
-            <w:bottom w:w="0" w:type="dxa"/>
-            <w:right w:w="0" w:type="dxa"/>
-          </w:tblCellMar>
         </w:tblPrEx>
         <w:trPr>
           <w:trHeight w:val="763" w:hRule="atLeast"/>
@@ -18396,14 +18392,14 @@
           <w:lang w:eastAsia="zh-CN"/>
         </w:rPr>
       </w:pPr>
-      <w:bookmarkStart w:id="51" w:name="_Toc23846_WPSOffice_Level1"/>
-      <w:bookmarkStart w:id="52" w:name="_Toc29372"/>
-      <w:bookmarkStart w:id="53" w:name="_Toc4331_WPSOffice_Level1"/>
-      <w:bookmarkStart w:id="54" w:name="_Toc107825555"/>
-      <w:bookmarkStart w:id="55" w:name="_Toc25727"/>
-      <w:bookmarkStart w:id="56" w:name="_Toc32443_WPSOffice_Level1"/>
-      <w:bookmarkStart w:id="57" w:name="_Toc23903"/>
-      <w:bookmarkStart w:id="58" w:name="_Toc180"/>
+      <w:bookmarkStart w:id="51" w:name="_Toc25727"/>
+      <w:bookmarkStart w:id="52" w:name="_Toc23846_WPSOffice_Level1"/>
+      <w:bookmarkStart w:id="53" w:name="_Toc32443_WPSOffice_Level1"/>
+      <w:bookmarkStart w:id="54" w:name="_Toc29372"/>
+      <w:bookmarkStart w:id="55" w:name="_Toc4331_WPSOffice_Level1"/>
+      <w:bookmarkStart w:id="56" w:name="_Toc107825555"/>
+      <w:bookmarkStart w:id="57" w:name="_Toc180"/>
+      <w:bookmarkStart w:id="58" w:name="_Toc23903"/>
       <w:r>
         <w:rPr>
           <w:rFonts w:hint="eastAsia" w:ascii="Times New Roman" w:hAnsi="Times New Roman" w:eastAsia="微软雅黑" w:cs="Times New Roman"/>
@@ -18465,10 +18461,10 @@
           <w:lang w:eastAsia="zh-CN"/>
         </w:rPr>
       </w:pPr>
-      <w:bookmarkStart w:id="59" w:name="_Toc106719764"/>
-      <w:bookmarkStart w:id="60" w:name="_Toc10223"/>
-      <w:bookmarkStart w:id="61" w:name="_Toc20034"/>
-      <w:bookmarkStart w:id="62" w:name="_Toc21737"/>
+      <w:bookmarkStart w:id="59" w:name="_Toc10223"/>
+      <w:bookmarkStart w:id="60" w:name="_Toc20034"/>
+      <w:bookmarkStart w:id="61" w:name="_Toc21737"/>
+      <w:bookmarkStart w:id="62" w:name="_Toc106719764"/>
       <w:r>
         <w:rPr>
           <w:rFonts w:hint="eastAsia"/>
@@ -18544,6 +18540,12 @@
             <w:insideH w:val="dotted" w:color="033F86" w:sz="4" w:space="0"/>
             <w:insideV w:val="dotted" w:color="033F86" w:sz="4" w:space="0"/>
           </w:tblBorders>
+          <w:tblCellMar>
+            <w:top w:w="0" w:type="dxa"/>
+            <w:left w:w="108" w:type="dxa"/>
+            <w:bottom w:w="0" w:type="dxa"/>
+            <w:right w:w="108" w:type="dxa"/>
+          </w:tblCellMar>
         </w:tblPrEx>
         <w:trPr>
           <w:jc w:val="center"/>
@@ -21592,11 +21594,11 @@
           <w:lang w:eastAsia="zh-CN"/>
         </w:rPr>
       </w:pPr>
-      <w:bookmarkStart w:id="64" w:name="_Toc21881"/>
-      <w:bookmarkStart w:id="65" w:name="_Toc107825556"/>
+      <w:bookmarkStart w:id="64" w:name="_Toc10241"/>
+      <w:bookmarkStart w:id="65" w:name="_Toc107330125"/>
       <w:bookmarkStart w:id="66" w:name="_Toc10233"/>
-      <w:bookmarkStart w:id="67" w:name="_Toc10241"/>
-      <w:bookmarkStart w:id="68" w:name="_Toc107330125"/>
+      <w:bookmarkStart w:id="67" w:name="_Toc21881"/>
+      <w:bookmarkStart w:id="68" w:name="_Toc107825556"/>
       <w:r>
         <w:rPr>
           <w:rFonts w:hint="eastAsia"/>
@@ -21853,8 +21855,8 @@
           <w:lang w:eastAsia="zh-CN"/>
         </w:rPr>
       </w:pPr>
-      <w:bookmarkStart w:id="69" w:name="_Toc289"/>
-      <w:bookmarkStart w:id="70" w:name="_Toc17537"/>
+      <w:bookmarkStart w:id="69" w:name="_Toc17537"/>
+      <w:bookmarkStart w:id="70" w:name="_Toc289"/>
       <w:r>
         <w:rPr>
           <w:rFonts w:hint="eastAsia" w:ascii="Times New Roman" w:hAnsi="Times New Roman" w:eastAsia="微软雅黑" w:cs="Times New Roman"/>
@@ -41083,13 +41085,13 @@
         </w:rPr>
         <w:br w:type="page"/>
       </w:r>
-      <w:bookmarkStart w:id="79" w:name="_Toc13698"/>
-      <w:bookmarkStart w:id="80" w:name="_Toc27302"/>
-      <w:bookmarkStart w:id="81" w:name="_Toc11294"/>
-      <w:bookmarkStart w:id="82" w:name="_Toc28240"/>
-      <w:bookmarkStart w:id="83" w:name="_Toc13196_WPSOffice_Level1"/>
-      <w:bookmarkStart w:id="84" w:name="_Toc21764_WPSOffice_Level1"/>
-      <w:bookmarkStart w:id="85" w:name="_Toc107825561"/>
+      <w:bookmarkStart w:id="79" w:name="_Toc11294"/>
+      <w:bookmarkStart w:id="80" w:name="_Toc13698"/>
+      <w:bookmarkStart w:id="81" w:name="_Toc28240"/>
+      <w:bookmarkStart w:id="82" w:name="_Toc13196_WPSOffice_Level1"/>
+      <w:bookmarkStart w:id="83" w:name="_Toc27302"/>
+      <w:bookmarkStart w:id="84" w:name="_Toc107825561"/>
+      <w:bookmarkStart w:id="85" w:name="_Toc21764_WPSOffice_Level1"/>
       <w:bookmarkStart w:id="86" w:name="_Toc1707_WPSOffice_Level1"/>
       <w:r>
         <w:rPr>
@@ -41163,18 +41165,18 @@
           <w:lang w:eastAsia="zh-CN"/>
         </w:rPr>
       </w:pPr>
-      <w:bookmarkStart w:id="88" w:name="_Toc32150"/>
-      <w:bookmarkStart w:id="89" w:name="_Toc15840_WPSOffice_Level1"/>
-      <w:bookmarkStart w:id="90" w:name="_Toc24085_WPSOffice_Level1"/>
-      <w:bookmarkStart w:id="91" w:name="_Toc14255_WPSOffice_Level1"/>
-      <w:bookmarkStart w:id="92" w:name="_Toc9066"/>
-      <w:bookmarkStart w:id="93" w:name="_Toc28778"/>
-      <w:bookmarkStart w:id="94" w:name="_Toc28605"/>
-      <w:bookmarkStart w:id="95" w:name="_Toc3674"/>
-      <w:bookmarkStart w:id="96" w:name="_Toc28810_WPSOffice_Level1"/>
-      <w:bookmarkStart w:id="97" w:name="_Toc11896_WPSOffice_Level1"/>
-      <w:bookmarkStart w:id="98" w:name="_Toc11193_WPSOffice_Level1"/>
-      <w:bookmarkStart w:id="99" w:name="_Toc23688"/>
+      <w:bookmarkStart w:id="88" w:name="_Toc14255_WPSOffice_Level1"/>
+      <w:bookmarkStart w:id="89" w:name="_Toc9066"/>
+      <w:bookmarkStart w:id="90" w:name="_Toc28778"/>
+      <w:bookmarkStart w:id="91" w:name="_Toc3674"/>
+      <w:bookmarkStart w:id="92" w:name="_Toc28605"/>
+      <w:bookmarkStart w:id="93" w:name="_Toc32150"/>
+      <w:bookmarkStart w:id="94" w:name="_Toc15840_WPSOffice_Level1"/>
+      <w:bookmarkStart w:id="95" w:name="_Toc24085_WPSOffice_Level1"/>
+      <w:bookmarkStart w:id="96" w:name="_Toc11193_WPSOffice_Level1"/>
+      <w:bookmarkStart w:id="97" w:name="_Toc23688"/>
+      <w:bookmarkStart w:id="98" w:name="_Toc28810_WPSOffice_Level1"/>
+      <w:bookmarkStart w:id="99" w:name="_Toc11896_WPSOffice_Level1"/>
       <w:r>
         <w:rPr>
           <w:rFonts w:hint="eastAsia"/>
@@ -43650,19 +43652,7 @@
           <w:szCs w:val="18"/>
           <w:lang w:eastAsia="zh-CN"/>
         </w:rPr>
-        <w:t>总体质量评估：</w:t>
-      </w:r>
-      <w:bookmarkStart w:id="160" w:name="_GoBack"/>
-      <w:bookmarkEnd w:id="160"/>
-      <w:r>
-        <w:rPr>
-          <w:rFonts w:hint="eastAsia" w:ascii="Times New Roman" w:hAnsi="Times New Roman" w:eastAsia="微软雅黑" w:cs="Times New Roman"/>
-          <w:bCs/>
-          <w:sz w:val="18"/>
-          <w:szCs w:val="18"/>
-          <w:lang w:eastAsia="zh-CN"/>
-        </w:rPr>
-        <w:t>根据DNA平均测序深度进行评估，分为“合格”、“警戒“、”不合格”三个等级。总体质量评估为“警戒“或者“不合格”时，均会影响检测的准确性和敏感性。</w:t>
+        <w:t>总体质量评估：总体质量评估：根据DNA平均测序深度进行评估，分为“合格”、“警戒“、”不合格”三个等级。总体质量评估为“警戒“或者“不合格”时，均会影响检测的准确性和敏感性。</w:t>
       </w:r>
     </w:p>
     <w:p>
@@ -43701,8 +43691,8 @@
       <w:bookmarkStart w:id="100" w:name="_Hlk33190413"/>
       <w:bookmarkStart w:id="101" w:name="_Toc32108"/>
       <w:bookmarkStart w:id="102" w:name="_Toc31843"/>
-      <w:bookmarkStart w:id="103" w:name="_Toc4303"/>
-      <w:bookmarkStart w:id="104" w:name="_Toc107330130"/>
+      <w:bookmarkStart w:id="103" w:name="_Toc107330130"/>
+      <w:bookmarkStart w:id="104" w:name="_Toc4303"/>
       <w:r>
         <w:rPr>
           <w:rFonts w:hint="eastAsia"/>
@@ -45636,13 +45626,13 @@
         </w:rPr>
       </w:pPr>
       <w:bookmarkStart w:id="114" w:name="_Toc32730"/>
-      <w:bookmarkStart w:id="115" w:name="_Toc25415_WPSOffice_Level1"/>
-      <w:bookmarkStart w:id="116" w:name="_Toc107825568"/>
-      <w:bookmarkStart w:id="117" w:name="_Toc13557_WPSOffice_Level1"/>
-      <w:bookmarkStart w:id="118" w:name="_Toc15690"/>
-      <w:bookmarkStart w:id="119" w:name="_Toc14645_WPSOffice_Level1"/>
-      <w:bookmarkStart w:id="120" w:name="_Toc11823"/>
-      <w:bookmarkStart w:id="121" w:name="_Toc31655"/>
+      <w:bookmarkStart w:id="115" w:name="_Toc11823"/>
+      <w:bookmarkStart w:id="116" w:name="_Toc25415_WPSOffice_Level1"/>
+      <w:bookmarkStart w:id="117" w:name="_Toc107825568"/>
+      <w:bookmarkStart w:id="118" w:name="_Toc13557_WPSOffice_Level1"/>
+      <w:bookmarkStart w:id="119" w:name="_Toc15690"/>
+      <w:bookmarkStart w:id="120" w:name="_Toc31655"/>
+      <w:bookmarkStart w:id="121" w:name="_Toc14645_WPSOffice_Level1"/>
       <w:bookmarkStart w:id="122" w:name="_Toc28454_WPSOffice_Level1"/>
       <w:bookmarkStart w:id="123" w:name="_Toc26985_WPSOffice_Level1"/>
       <w:bookmarkStart w:id="124" w:name="_Toc5476"/>
@@ -46351,10 +46341,10 @@
           <w:lang w:eastAsia="zh-CN"/>
         </w:rPr>
       </w:pPr>
-      <w:bookmarkStart w:id="128" w:name="_Toc32060"/>
-      <w:bookmarkStart w:id="129" w:name="_Toc5400"/>
-      <w:bookmarkStart w:id="130" w:name="_Toc3846"/>
-      <w:bookmarkStart w:id="131" w:name="_Toc331"/>
+      <w:bookmarkStart w:id="128" w:name="_Toc3846"/>
+      <w:bookmarkStart w:id="129" w:name="_Toc331"/>
+      <w:bookmarkStart w:id="130" w:name="_Toc32060"/>
+      <w:bookmarkStart w:id="131" w:name="_Toc5400"/>
       <w:r>
         <w:rPr>
           <w:rFonts w:ascii="Times New Roman" w:hAnsi="Times New Roman" w:eastAsia="微软雅黑" w:cs="Times New Roman"/>
@@ -46486,9 +46476,9 @@
         </w:rPr>
       </w:pPr>
       <w:bookmarkStart w:id="132" w:name="_Toc22196"/>
-      <w:bookmarkStart w:id="133" w:name="_Toc126"/>
+      <w:bookmarkStart w:id="133" w:name="_Toc5423"/>
       <w:bookmarkStart w:id="134" w:name="_Toc10299"/>
-      <w:bookmarkStart w:id="135" w:name="_Toc5423"/>
+      <w:bookmarkStart w:id="135" w:name="_Toc126"/>
       <w:r>
         <w:rPr>
           <w:rFonts w:ascii="Times New Roman" w:hAnsi="Times New Roman" w:eastAsia="微软雅黑" w:cs="Times New Roman"/>
@@ -46698,13 +46688,13 @@
           <w:lang w:eastAsia="zh-CN"/>
         </w:rPr>
       </w:pPr>
-      <w:bookmarkStart w:id="136" w:name="_Toc28910_WPSOffice_Level1"/>
-      <w:bookmarkStart w:id="137" w:name="_Toc7549"/>
-      <w:bookmarkStart w:id="138" w:name="_Toc10119"/>
-      <w:bookmarkStart w:id="139" w:name="_Toc16368_WPSOffice_Level1"/>
-      <w:bookmarkStart w:id="140" w:name="_Toc11722"/>
-      <w:bookmarkStart w:id="141" w:name="_Toc23010"/>
-      <w:bookmarkStart w:id="142" w:name="_Toc19099"/>
+      <w:bookmarkStart w:id="136" w:name="_Toc7549"/>
+      <w:bookmarkStart w:id="137" w:name="_Toc10119"/>
+      <w:bookmarkStart w:id="138" w:name="_Toc28910_WPSOffice_Level1"/>
+      <w:bookmarkStart w:id="139" w:name="_Toc19099"/>
+      <w:bookmarkStart w:id="140" w:name="_Toc16368_WPSOffice_Level1"/>
+      <w:bookmarkStart w:id="141" w:name="_Toc11722"/>
+      <w:bookmarkStart w:id="142" w:name="_Toc23010"/>
       <w:bookmarkStart w:id="143" w:name="_Toc107825569"/>
       <w:bookmarkStart w:id="144" w:name="_Toc22484_WPSOffice_Level1"/>
       <w:r>
@@ -47258,8 +47248,8 @@
       <w:bookmarkStart w:id="145" w:name="_Toc3409"/>
       <w:bookmarkStart w:id="146" w:name="_Toc15114"/>
       <w:bookmarkStart w:id="147" w:name="_Toc8012"/>
-      <w:bookmarkStart w:id="148" w:name="_Toc27034"/>
-      <w:bookmarkStart w:id="149" w:name="_Toc107825570"/>
+      <w:bookmarkStart w:id="148" w:name="_Toc107825570"/>
+      <w:bookmarkStart w:id="149" w:name="_Toc27034"/>
       <w:r>
         <w:rPr>
           <w:rFonts w:hint="eastAsia"/>
@@ -47486,10 +47476,10 @@
           <w:lang w:eastAsia="zh-CN"/>
         </w:rPr>
       </w:pPr>
-      <w:bookmarkStart w:id="150" w:name="_Toc9662"/>
-      <w:bookmarkStart w:id="151" w:name="_Toc24033"/>
-      <w:bookmarkStart w:id="152" w:name="_Toc21361"/>
-      <w:bookmarkStart w:id="153" w:name="_Toc107825571"/>
+      <w:bookmarkStart w:id="150" w:name="_Toc21361"/>
+      <w:bookmarkStart w:id="151" w:name="_Toc9662"/>
+      <w:bookmarkStart w:id="152" w:name="_Toc107825571"/>
+      <w:bookmarkStart w:id="153" w:name="_Toc24033"/>
       <w:bookmarkStart w:id="154" w:name="_Toc22162_WPSOffice_Level1"/>
       <w:bookmarkStart w:id="155" w:name="_Toc22623"/>
       <w:bookmarkStart w:id="156" w:name="_Toc13275"/>
@@ -51140,11 +51130,16 @@
   <customSectProps>
     <customSectPr/>
     <customSectPr/>
+    <customSectPr/>
   </customSectProps>
   <customShpExts>
     <customShpInfo spid="_x0000_s1026" textRotate="1"/>
   </customShpExts>
 </s:customData>
+</file>
+
+<file path=customXml/item2.xml><?xml version="1.0" encoding="utf-8"?>
+<b:Sources xmlns:b="http://schemas.openxmlformats.org/officeDocument/2006/bibliography" xmlns="http://schemas.openxmlformats.org/officeDocument/2006/bibliography" SelectedStyle="\APA.XSL" StyleName="APA"/>
 </file>
 
 <file path=customXml/itemProps1.xml><?xml version="1.0" encoding="utf-8"?>
@@ -51153,4 +51148,10 @@
     <ds:schemaRef ds:uri="http://www.wps.cn/officeDocument/2013/wpsCustomData"/>
   </ds:schemaRefs>
 </ds:datastoreItem>
+</file>
+
+<file path=customXml/itemProps2.xml><?xml version="1.0" encoding="utf-8"?>
+<ds:datastoreItem xmlns:ds="http://schemas.openxmlformats.org/officeDocument/2006/customXml" ds:itemID="{DCEFD990-A856-49BF-A469-2C599908F5FB}">
+  <ds:schemaRefs/>
+</ds:datastoreItem>
 </file>